--- a/csv_parser/out/RS-RR/RS-RR.schema.docx
+++ b/csv_parser/out/RS-RR/RS-RR.schema.docx
@@ -116,7 +116,7 @@
             <w:r>
               <w:t>string</w:t>
               <w:br/>
-              <w:t>(REGEX: fr(\.[\w-]+){3,4})</w:t>
+              <w:t>(REGEX: fr(\.[a-zA-Z0-9_-]+){3,4})</w:t>
             </w:r>
           </w:p>
         </w:tc>
@@ -189,7 +189,7 @@
             <w:r>
               <w:t>string</w:t>
               <w:br/>
-              <w:t>(REGEX: ([\w-]+\.){3,4}request(\.[\w-]+){1,2})</w:t>
+              <w:t>(REGEX: ([a-zA-Z0-9_-]+\.){3,4}request(\.[a-zA-Z0-9_-]+){1,2})</w:t>
             </w:r>
           </w:p>
         </w:tc>

--- a/csv_parser/out/RS-RR/RS-RR.schema.docx
+++ b/csv_parser/out/RS-RR/RS-RR.schema.docx
@@ -116,7 +116,7 @@
             <w:r>
               <w:t>string</w:t>
               <w:br/>
-              <w:t>(REGEX: ^([\w-]+\.?){4,10}$)</w:t>
+              <w:t>(REGEX: ^([a-zA-Z0-9_-]+\.?){4,10}$)</w:t>
             </w:r>
           </w:p>
         </w:tc>
@@ -189,7 +189,7 @@
             <w:r>
               <w:t>string</w:t>
               <w:br/>
-              <w:t>(REGEX: ^([\w-]+\.){3,8}request(\.[\w-]+){1,2}$)</w:t>
+              <w:t>(REGEX: ^([a-zA-Z0-9_-]+\.){3,8}request(\.[a-zA-Z0-9_-]+){1,2}$)</w:t>
             </w:r>
           </w:p>
         </w:tc>
